--- a/docs/word/03_Screen_Design_Specification.docx
+++ b/docs/word/03_Screen_Design_Specification.docx
@@ -313,7 +313,7 @@
               <w:rPr>
                 <w:sz w:val="18"/>
               </w:rPr>
-              <w:t>All ten screens; large screen-relative controls; collapsible side menu with right-hand toggle; Korean removed from language lists.</w:t>
+              <w:t>All ten screens; compact screen-relative controls (halved from the first draft); collapsible side menu with right-hand toggle; Korean removed from language lists.</w:t>
             </w:r>
           </w:p>
         </w:tc>
@@ -1050,7 +1050,7 @@
     <w:p>
       <w:r>
         <w:rPr/>
-        <w:t>Controls are deliberately large and scale with the screen (FR-22). The home tiles also stretch to share the free height.</w:t>
+        <w:t>Controls are compact and scale with the screen class (FR-22). Several touch targets are below Android's 48 dp guideline by design (KI-07); raise the tokens in dimens.xml if accessibility takes priority.</w:t>
       </w:r>
     </w:p>
     <w:p>
@@ -1186,7 +1186,7 @@
               <w:rPr>
                 <w:sz w:val="17"/>
               </w:rPr>
-              <w:t>60 dp</w:t>
+              <w:t>30 dp</w:t>
             </w:r>
           </w:p>
         </w:tc>
@@ -1202,7 +1202,7 @@
               <w:rPr>
                 <w:sz w:val="17"/>
               </w:rPr>
-              <w:t>72 dp</w:t>
+              <w:t>36 dp</w:t>
             </w:r>
           </w:p>
         </w:tc>
@@ -1255,7 +1255,7 @@
               <w:rPr>
                 <w:sz w:val="17"/>
               </w:rPr>
-              <w:t>18 sp</w:t>
+              <w:t>12 sp</w:t>
             </w:r>
           </w:p>
         </w:tc>
@@ -1271,7 +1271,7 @@
               <w:rPr>
                 <w:sz w:val="17"/>
               </w:rPr>
-              <w:t>22 sp</w:t>
+              <w:t>14 sp</w:t>
             </w:r>
           </w:p>
         </w:tc>
@@ -1324,7 +1324,7 @@
               <w:rPr>
                 <w:sz w:val="17"/>
               </w:rPr>
-              <w:t>56 dp</w:t>
+              <w:t>28 dp</w:t>
             </w:r>
           </w:p>
         </w:tc>
@@ -1340,7 +1340,7 @@
               <w:rPr>
                 <w:sz w:val="17"/>
               </w:rPr>
-              <w:t>64 dp</w:t>
+              <w:t>32 dp</w:t>
             </w:r>
           </w:p>
         </w:tc>
@@ -1393,7 +1393,7 @@
               <w:rPr>
                 <w:sz w:val="17"/>
               </w:rPr>
-              <w:t>48 dp</w:t>
+              <w:t>24 dp</w:t>
             </w:r>
           </w:p>
         </w:tc>
@@ -1409,7 +1409,7 @@
               <w:rPr>
                 <w:sz w:val="17"/>
               </w:rPr>
-              <w:t>56 dp</w:t>
+              <w:t>28 dp</w:t>
             </w:r>
           </w:p>
         </w:tc>
@@ -1425,7 +1425,7 @@
               <w:rPr>
                 <w:sz w:val="17"/>
               </w:rPr>
-              <w:t>Copy, clear, swap (minimum touch target)</w:t>
+              <w:t>Copy, clear, swap</w:t>
             </w:r>
           </w:p>
         </w:tc>
@@ -1462,7 +1462,7 @@
               <w:rPr>
                 <w:sz w:val="17"/>
               </w:rPr>
-              <w:t>88 dp</w:t>
+              <w:t>44 dp</w:t>
             </w:r>
           </w:p>
         </w:tc>
@@ -1478,7 +1478,7 @@
               <w:rPr>
                 <w:sz w:val="17"/>
               </w:rPr>
-              <w:t>108 dp</w:t>
+              <w:t>54 dp</w:t>
             </w:r>
           </w:p>
         </w:tc>
@@ -1531,7 +1531,7 @@
               <w:rPr>
                 <w:sz w:val="17"/>
               </w:rPr>
-              <w:t>64 dp</w:t>
+              <w:t>32 dp</w:t>
             </w:r>
           </w:p>
         </w:tc>
@@ -1547,7 +1547,7 @@
               <w:rPr>
                 <w:sz w:val="17"/>
               </w:rPr>
-              <w:t>76 dp</w:t>
+              <w:t>38 dp</w:t>
             </w:r>
           </w:p>
         </w:tc>
@@ -1600,23 +1600,23 @@
               <w:rPr>
                 <w:sz w:val="17"/>
               </w:rPr>
+              <w:t>56 dp</w:t>
+            </w:r>
+          </w:p>
+        </w:tc>
+        <w:tc>
+          <w:tcPr>
+            <w:tcW w:type="dxa" w:w="1814"/>
+          </w:tcPr>
+          <w:p>
+            <w:pPr>
+              <w:spacing w:after="20" w:line="252" w:lineRule="auto"/>
+            </w:pPr>
+            <w:r>
+              <w:rPr>
+                <w:sz w:val="17"/>
+              </w:rPr>
               <w:t>64 dp</w:t>
-            </w:r>
-          </w:p>
-        </w:tc>
-        <w:tc>
-          <w:tcPr>
-            <w:tcW w:type="dxa" w:w="1814"/>
-          </w:tcPr>
-          <w:p>
-            <w:pPr>
-              <w:spacing w:after="20" w:line="252" w:lineRule="auto"/>
-            </w:pPr>
-            <w:r>
-              <w:rPr>
-                <w:sz w:val="17"/>
-              </w:rPr>
-              <w:t>72 dp</w:t>
             </w:r>
           </w:p>
         </w:tc>
@@ -1653,7 +1653,7 @@
               <w:rPr>
                 <w:sz w:val="17"/>
               </w:rPr>
-              <w:t>tile_min_height</w:t>
+              <w:t>tile_min_height / tile_padding</w:t>
             </w:r>
           </w:p>
         </w:tc>
@@ -1669,7 +1669,7 @@
               <w:rPr>
                 <w:sz w:val="17"/>
               </w:rPr>
-              <w:t>140 dp</w:t>
+              <w:t>70 dp / 9 dp</w:t>
             </w:r>
           </w:p>
         </w:tc>
@@ -1685,7 +1685,7 @@
               <w:rPr>
                 <w:sz w:val="17"/>
               </w:rPr>
-              <w:t>200 dp</w:t>
+              <w:t>100 dp / 12 dp</w:t>
             </w:r>
           </w:p>
         </w:tc>
@@ -1701,7 +1701,7 @@
               <w:rPr>
                 <w:sz w:val="17"/>
               </w:rPr>
-              <w:t>Home tiles (grow to fill)</w:t>
+              <w:t>Home tiles (wrap to content)</w:t>
             </w:r>
           </w:p>
         </w:tc>
@@ -1738,7 +1738,7 @@
               <w:rPr>
                 <w:sz w:val="17"/>
               </w:rPr>
-              <w:t>44 dp / 20 sp / 13 sp</w:t>
+              <w:t>22 dp / 14 sp / 11 sp</w:t>
             </w:r>
           </w:p>
         </w:tc>
@@ -1754,7 +1754,7 @@
               <w:rPr>
                 <w:sz w:val="17"/>
               </w:rPr>
-              <w:t>64 dp / 28 sp / 17 sp</w:t>
+              <w:t>32 dp / 16 sp / 12 sp</w:t>
             </w:r>
           </w:p>
         </w:tc>
@@ -1876,7 +1876,7 @@
               <w:rPr>
                 <w:sz w:val="17"/>
               </w:rPr>
-              <w:t>80 dp</w:t>
+              <w:t>40 dp</w:t>
             </w:r>
           </w:p>
         </w:tc>
@@ -1892,7 +1892,7 @@
               <w:rPr>
                 <w:sz w:val="17"/>
               </w:rPr>
-              <w:t>104 dp</w:t>
+              <w:t>52 dp</w:t>
             </w:r>
           </w:p>
         </w:tc>
@@ -1945,7 +1945,7 @@
               <w:rPr>
                 <w:sz w:val="17"/>
               </w:rPr>
-              <w:t>208 dp</w:t>
+              <w:t>104 dp</w:t>
             </w:r>
           </w:p>
         </w:tc>
@@ -1961,7 +1961,7 @@
               <w:rPr>
                 <w:sz w:val="17"/>
               </w:rPr>
-              <w:t>280 dp</w:t>
+              <w:t>140 dp</w:t>
             </w:r>
           </w:p>
         </w:tc>
@@ -2014,7 +2014,7 @@
               <w:rPr>
                 <w:sz w:val="17"/>
               </w:rPr>
-              <w:t>64 dp / 30 dp / 16 sp</w:t>
+              <w:t>32 dp / 15 dp / 12 sp</w:t>
             </w:r>
           </w:p>
         </w:tc>
@@ -2030,7 +2030,7 @@
               <w:rPr>
                 <w:sz w:val="17"/>
               </w:rPr>
-              <w:t>80 dp / 38 dp / 20 sp</w:t>
+              <w:t>40 dp / 19 dp / 14 sp</w:t>
             </w:r>
           </w:p>
         </w:tc>
@@ -3469,7 +3469,7 @@
               <w:rPr>
                 <w:sz w:val="18"/>
               </w:rPr>
-              <w:t>Entry point: large action tiles, language pair, manual translation, side menu.</w:t>
+              <w:t>Entry point: action tiles, language pair, manual translation, side menu.</w:t>
             </w:r>
           </w:p>
         </w:tc>
@@ -3932,7 +3932,7 @@
               <w:rPr>
                 <w:sz w:val="16"/>
               </w:rPr>
-              <w:t>56 dp / 64 dp</w:t>
+              <w:t>28 dp / 32 dp</w:t>
             </w:r>
           </w:p>
         </w:tc>
@@ -4033,7 +4033,7 @@
               <w:rPr>
                 <w:sz w:val="16"/>
               </w:rPr>
-              <w:t>80 dp collapsed / 208 dp expanded (104 / 280 on tablets); items 64 dp (80 dp) tall</w:t>
+              <w:t>40 dp collapsed / 104 dp expanded (52 / 140 on tablets); items 32 dp (40 dp) tall</w:t>
             </w:r>
           </w:p>
         </w:tc>
@@ -4235,7 +4235,7 @@
               <w:rPr>
                 <w:sz w:val="16"/>
               </w:rPr>
-              <w:t>Share remaining height, min 140 dp (200 dp); icon 44 dp (64 dp); title 20 sp (28 sp)</w:t>
+              <w:t>Wrap content, min 70 dp (100 dp); icon 22 dp (32 dp); title 14 sp (16 sp)</w:t>
             </w:r>
           </w:p>
         </w:tc>
@@ -4336,7 +4336,7 @@
               <w:rPr>
                 <w:sz w:val="16"/>
               </w:rPr>
-              <w:t>Swap button 48 dp (56 dp); names 17 sp</w:t>
+              <w:t>Swap button 24 dp (28 dp); names 14 sp</w:t>
             </w:r>
           </w:p>
         </w:tc>
@@ -4437,7 +4437,7 @@
               <w:rPr>
                 <w:sz w:val="16"/>
               </w:rPr>
-              <w:t>height 60 dp (72 dp), 18 sp (22 sp)</w:t>
+              <w:t>height 30 dp (36 dp), 12 sp (14 sp)</w:t>
             </w:r>
           </w:p>
         </w:tc>
@@ -4538,7 +4538,7 @@
               <w:rPr>
                 <w:sz w:val="16"/>
               </w:rPr>
-              <w:t>56 dp / 64 dp</w:t>
+              <w:t>28 dp / 32 dp</w:t>
             </w:r>
           </w:p>
         </w:tc>
@@ -4787,7 +4787,7 @@
         <w:rPr/>
         <w:t>1.</w:t>
         <w:tab/>
-        <w:t>At launch the menu is collapsed: an 80 dp (104 dp) rail of 30 dp (38 dp) icons; Home is highlighted in red.</w:t>
+        <w:t>At launch the menu is collapsed: a 40 dp (52 dp) rail of 15 dp (19 dp) icons; Home is highlighted in red.</w:t>
       </w:r>
     </w:p>
     <w:p>
@@ -4812,7 +4812,7 @@
       </w:r>
       <w:r>
         <w:rPr/>
-        <w:t xml:space="preserve"> at the end of the title bar (callout 1) expands the menu to 208 dp (280 dp) in 220 ms. The menu slides </w:t>
+        <w:t xml:space="preserve"> at the end of the title bar (callout 1) expands the menu to 104 dp (140 dp) in 220 ms. The menu slides </w:t>
       </w:r>
       <w:r>
         <w:rPr>
@@ -4875,13 +4875,13 @@
         <w:pStyle w:val="Heading3"/>
       </w:pPr>
       <w:r>
-        <w:t>Large-button layout</w:t>
+        <w:t>Tile layout</w:t>
       </w:r>
     </w:p>
     <w:p>
       <w:r>
         <w:rPr/>
-        <w:t>Banner, tile rows, language bar and the Translation button are stacked in a column that is at least as tall as the screen. The two tile rows take equal shares of the remaining height, so on a tall phone the tiles are much larger than their 140 dp minimum; on a short or landscape screen they keep the minimum and the column scrolls.</w:t>
+        <w:t>Banner, two rows of two tiles, language bar and the Translation button are stacked in a scrolling column. Tiles wrap to their content (about 70 dp on a phone) and do not stretch to fill the screen; the column scrolls if the screen is too short.</w:t>
       </w:r>
     </w:p>
     <w:p>
@@ -5418,7 +5418,7 @@
               <w:rPr>
                 <w:sz w:val="16"/>
               </w:rPr>
-              <w:t>56 dp / 64 dp</w:t>
+              <w:t>28 dp / 32 dp</w:t>
             </w:r>
           </w:p>
         </w:tc>
@@ -5519,7 +5519,7 @@
               <w:rPr>
                 <w:sz w:val="16"/>
               </w:rPr>
-              <w:t>56 dp / 64 dp</w:t>
+              <w:t>28 dp / 32 dp</w:t>
             </w:r>
           </w:p>
         </w:tc>
@@ -5620,7 +5620,7 @@
               <w:rPr>
                 <w:sz w:val="16"/>
               </w:rPr>
-              <w:t>56 dp / 64 dp</w:t>
+              <w:t>28 dp / 32 dp</w:t>
             </w:r>
           </w:p>
         </w:tc>
@@ -5822,7 +5822,7 @@
               <w:rPr>
                 <w:sz w:val="16"/>
               </w:rPr>
-              <w:t>56 dp / 64 dp</w:t>
+              <w:t>28 dp / 32 dp</w:t>
             </w:r>
           </w:p>
         </w:tc>
@@ -5923,7 +5923,7 @@
               <w:rPr>
                 <w:sz w:val="16"/>
               </w:rPr>
-              <w:t>88 dp / 108 dp</w:t>
+              <w:t>44 dp / 54 dp</w:t>
             </w:r>
           </w:p>
         </w:tc>
@@ -6024,7 +6024,7 @@
               <w:rPr>
                 <w:sz w:val="16"/>
               </w:rPr>
-              <w:t>56 dp / 64 dp</w:t>
+              <w:t>28 dp / 32 dp</w:t>
             </w:r>
           </w:p>
         </w:tc>
@@ -6585,7 +6585,7 @@
               <w:rPr>
                 <w:sz w:val="16"/>
               </w:rPr>
-              <w:t>64 dp bar, 56 dp buttons</w:t>
+              <w:t>56 dp bar, 28 dp buttons</w:t>
             </w:r>
           </w:p>
         </w:tc>
@@ -6787,7 +6787,7 @@
               <w:rPr>
                 <w:sz w:val="16"/>
               </w:rPr>
-              <w:t>60 dp / 72 dp</w:t>
+              <w:t>30 dp / 36 dp</w:t>
             </w:r>
           </w:p>
         </w:tc>
@@ -6989,7 +6989,7 @@
               <w:rPr>
                 <w:sz w:val="16"/>
               </w:rPr>
-              <w:t>60 dp / 72 dp</w:t>
+              <w:t>30 dp / 36 dp</w:t>
             </w:r>
           </w:p>
         </w:tc>
@@ -7550,7 +7550,7 @@
               <w:rPr>
                 <w:sz w:val="16"/>
               </w:rPr>
-              <w:t>64 dp bar</w:t>
+              <w:t>56 dp bar</w:t>
             </w:r>
           </w:p>
         </w:tc>
@@ -8055,7 +8055,7 @@
               <w:rPr>
                 <w:sz w:val="16"/>
               </w:rPr>
-              <w:t>60 dp / 72 dp</w:t>
+              <w:t>30 dp / 36 dp</w:t>
             </w:r>
           </w:p>
         </w:tc>
@@ -8156,7 +8156,7 @@
               <w:rPr>
                 <w:sz w:val="16"/>
               </w:rPr>
-              <w:t>60 dp / 72 dp</w:t>
+              <w:t>30 dp / 36 dp</w:t>
             </w:r>
           </w:p>
         </w:tc>
@@ -8257,7 +8257,7 @@
               <w:rPr>
                 <w:sz w:val="16"/>
               </w:rPr>
-              <w:t>60 dp / 72 dp</w:t>
+              <w:t>30 dp / 36 dp</w:t>
             </w:r>
           </w:p>
         </w:tc>
@@ -9898,7 +9898,7 @@
               <w:rPr>
                 <w:sz w:val="16"/>
               </w:rPr>
-              <w:t>48 dp / 56 dp</w:t>
+              <w:t>24 dp / 28 dp</w:t>
             </w:r>
           </w:p>
         </w:tc>
@@ -9999,7 +9999,7 @@
               <w:rPr>
                 <w:sz w:val="16"/>
               </w:rPr>
-              <w:t>min 64 dp</w:t>
+              <w:t>min 32 dp</w:t>
             </w:r>
           </w:p>
         </w:tc>
@@ -10100,7 +10100,7 @@
               <w:rPr>
                 <w:sz w:val="16"/>
               </w:rPr>
-              <w:t>min 64 dp</w:t>
+              <w:t>min 32 dp</w:t>
             </w:r>
           </w:p>
         </w:tc>
@@ -10302,7 +10302,7 @@
               <w:rPr>
                 <w:sz w:val="16"/>
               </w:rPr>
-              <w:t>60 dp / 72 dp</w:t>
+              <w:t>30 dp / 36 dp</w:t>
             </w:r>
           </w:p>
         </w:tc>
@@ -10964,7 +10964,7 @@
               <w:rPr>
                 <w:sz w:val="16"/>
               </w:rPr>
-              <w:t>56 dp / 64 dp</w:t>
+              <w:t>28 dp / 32 dp</w:t>
             </w:r>
           </w:p>
         </w:tc>
@@ -11727,7 +11727,7 @@
               <w:rPr>
                 <w:sz w:val="16"/>
               </w:rPr>
-              <w:t>min 64 dp</w:t>
+              <w:t>min 32 dp</w:t>
             </w:r>
           </w:p>
         </w:tc>
@@ -11828,7 +11828,7 @@
               <w:rPr>
                 <w:sz w:val="16"/>
               </w:rPr>
-              <w:t>min 64 dp</w:t>
+              <w:t>min 32 dp</w:t>
             </w:r>
           </w:p>
         </w:tc>
@@ -11929,7 +11929,7 @@
               <w:rPr>
                 <w:sz w:val="16"/>
               </w:rPr>
-              <w:t>min 64 dp</w:t>
+              <w:t>min 32 dp</w:t>
             </w:r>
           </w:p>
         </w:tc>
@@ -12030,7 +12030,7 @@
               <w:rPr>
                 <w:sz w:val="16"/>
               </w:rPr>
-              <w:t>min 64 dp</w:t>
+              <w:t>min 32 dp</w:t>
             </w:r>
           </w:p>
         </w:tc>
@@ -12131,7 +12131,7 @@
               <w:rPr>
                 <w:sz w:val="16"/>
               </w:rPr>
-              <w:t>min 64 dp</w:t>
+              <w:t>min 32 dp</w:t>
             </w:r>
           </w:p>
         </w:tc>
@@ -12232,7 +12232,7 @@
               <w:rPr>
                 <w:sz w:val="16"/>
               </w:rPr>
-              <w:t>min 64 dp</w:t>
+              <w:t>min 32 dp</w:t>
             </w:r>
           </w:p>
         </w:tc>
@@ -12333,7 +12333,7 @@
               <w:rPr>
                 <w:sz w:val="16"/>
               </w:rPr>
-              <w:t>min 64 dp</w:t>
+              <w:t>min 32 dp</w:t>
             </w:r>
           </w:p>
         </w:tc>
@@ -12434,7 +12434,7 @@
               <w:rPr>
                 <w:sz w:val="16"/>
               </w:rPr>
-              <w:t>min 64 dp</w:t>
+              <w:t>min 32 dp</w:t>
             </w:r>
           </w:p>
         </w:tc>
@@ -13197,7 +13197,7 @@
               <w:rPr>
                 <w:sz w:val="16"/>
               </w:rPr>
-              <w:t>48 dp / 56 dp</w:t>
+              <w:t>24 dp / 28 dp</w:t>
             </w:r>
           </w:p>
         </w:tc>
@@ -13298,7 +13298,7 @@
               <w:rPr>
                 <w:sz w:val="16"/>
               </w:rPr>
-              <w:t>60 dp / 72 dp</w:t>
+              <w:t>30 dp / 36 dp</w:t>
             </w:r>
           </w:p>
         </w:tc>
@@ -13500,7 +13500,7 @@
               <w:rPr>
                 <w:sz w:val="16"/>
               </w:rPr>
-              <w:t>48 dp / 56 dp</w:t>
+              <w:t>24 dp / 28 dp</w:t>
             </w:r>
           </w:p>
         </w:tc>
